--- a/First sheet.docx
+++ b/First sheet.docx
@@ -7,12 +7,16 @@
         <w:rPr>
           <w:b/>
           <w:bCs/>
+          <w:sz w:val="40"/>
+          <w:szCs w:val="40"/>
         </w:rPr>
       </w:pPr>
       <w:r>
         <w:rPr>
           <w:b/>
           <w:bCs/>
+          <w:sz w:val="40"/>
+          <w:szCs w:val="40"/>
         </w:rPr>
         <w:t xml:space="preserve">First sheet: </w:t>
       </w:r>
@@ -20,16 +24,21 @@
         <w:rPr>
           <w:b/>
           <w:bCs/>
-        </w:rPr>
-        <w:t>Renewal SaaS/SL</w:t>
-      </w:r>
-      <w:r>
-        <w:rPr>
-          <w:b/>
-          <w:bCs/>
-        </w:rPr>
-        <w:t xml:space="preserve"> – Check List</w:t>
-      </w:r>
+          <w:sz w:val="40"/>
+          <w:szCs w:val="40"/>
+        </w:rPr>
+        <w:t>Renewal SaaS/SL – Check List</w:t>
+      </w:r>
+    </w:p>
+    <w:p>
+      <w:pPr>
+        <w:rPr>
+          <w:b/>
+          <w:bCs/>
+          <w:sz w:val="40"/>
+          <w:szCs w:val="40"/>
+        </w:rPr>
+      </w:pPr>
     </w:p>
     <w:p>
       <w:r>
@@ -42,18 +51,80 @@
         <w:t>SaaS &amp; SL Annuities GE</w:t>
       </w:r>
       <w:r>
+        <w:t xml:space="preserve"> (check box)</w:t>
+      </w:r>
+    </w:p>
+    <w:p>
+      <w:r>
+        <w:t xml:space="preserve">Preferred VAD (Check box “yes”) and (Check box “no”) </w:t>
+      </w:r>
+    </w:p>
+    <w:p>
+      <w:r>
+        <w:t>BPA: (Check box “yes”) and (Check box “no”)</w:t>
+      </w:r>
+    </w:p>
+    <w:p>
+      <w:r>
+        <w:t xml:space="preserve">Deal Registration: Not applicable (show this message) </w:t>
+      </w:r>
+    </w:p>
+    <w:p>
+      <w:r>
+        <w:t xml:space="preserve">Program type: </w:t>
+      </w:r>
+      <w:r>
+        <w:t>PA</w:t>
+      </w:r>
+      <w:r>
+        <w:t xml:space="preserve"> (check box) </w:t>
+      </w:r>
+      <w:r>
+        <w:t>PAE</w:t>
+      </w:r>
+      <w:r>
+        <w:t xml:space="preserve">/PAX (check box)  </w:t>
+      </w:r>
+      <w:r>
+        <w:t xml:space="preserve">CSA </w:t>
+      </w:r>
+      <w:r>
+        <w:t>(check box)</w:t>
+      </w:r>
+    </w:p>
+    <w:p>
+      <w:r>
+        <w:t xml:space="preserve">Eligible PN: validation according to the report. </w:t>
+      </w:r>
+      <w:r>
+        <w:t>(Check box “yes”) and (Check box “no”)</w:t>
+      </w:r>
+    </w:p>
+    <w:p>
+      <w:r>
+        <w:t xml:space="preserve">Reseller ID order = Reseller ID BP Capabilities (exception GBM): </w:t>
+      </w:r>
+      <w:r>
+        <w:t xml:space="preserve">(Check box “yes”) and (Check box “no”) </w:t>
+      </w:r>
+      <w:r>
         <w:t xml:space="preserve"> </w:t>
       </w:r>
-      <w:r>
-        <w:t>(check box)</w:t>
-      </w:r>
-    </w:p>
-    <w:p>
-      <w:r>
-        <w:t>Preferred VAD</w:t>
-      </w:r>
-      <w:r>
-        <w:t xml:space="preserve"> (Check box “yes”) and (Check box “no”)</w:t>
+    </w:p>
+    <w:p>
+      <w:r>
+        <w:t xml:space="preserve">Material group approved in BP Capabilities: </w:t>
+      </w:r>
+      <w:r>
+        <w:t>(Check box “yes”) and (Check box “no”)</w:t>
+      </w:r>
+    </w:p>
+    <w:p>
+      <w:r>
+        <w:t xml:space="preserve"> BP=EU: </w:t>
+      </w:r>
+      <w:r>
+        <w:t xml:space="preserve">(Check box “yes”) and (Check box “no”) </w:t>
       </w:r>
       <w:r>
         <w:t xml:space="preserve"> </w:t>
@@ -61,15 +132,32 @@
     </w:p>
     <w:p>
       <w:r>
-        <w:t>BPA: (Check box “yes”) and (Check box “no”)</w:t>
-      </w:r>
-    </w:p>
-    <w:p>
-      <w:r>
-        <w:t>Deal Registration: N</w:t>
-      </w:r>
-      <w:r>
-        <w:t>ot applicable (show this message)</w:t>
+        <w:t>Any Payment – no payment in DSW SAP neither DMT.</w:t>
+      </w:r>
+      <w:r>
+        <w:t xml:space="preserve"> (Check box “yes”) and (Check box “no”)  </w:t>
+      </w:r>
+    </w:p>
+    <w:p/>
+    <w:p>
+      <w:r>
+        <w:t xml:space="preserve">In the end after all selections create a button “generate text for validation” </w:t>
+      </w:r>
+    </w:p>
+    <w:p>
+      <w:r>
+        <w:t>The text will be a summary of the selection above.</w:t>
+      </w:r>
+    </w:p>
+    <w:p/>
+    <w:p>
+      <w:r>
+        <w:t xml:space="preserve">Example: </w:t>
+      </w:r>
+    </w:p>
+    <w:p>
+      <w:r>
+        <w:t>SaaS &amp; SL Annuities NGE</w:t>
       </w:r>
       <w:r>
         <w:t xml:space="preserve"> </w:t>
@@ -77,66 +165,95 @@
     </w:p>
     <w:p>
       <w:r>
-        <w:t xml:space="preserve">Program type: </w:t>
-      </w:r>
-      <w:r>
-        <w:t>PA</w:t>
-      </w:r>
-      <w:r>
-        <w:t xml:space="preserve"> (check box) </w:t>
-      </w:r>
-      <w:r>
-        <w:t>PAE</w:t>
-      </w:r>
-      <w:r>
-        <w:t xml:space="preserve">/PAX </w:t>
-      </w:r>
-      <w:r>
-        <w:t xml:space="preserve">(check </w:t>
-      </w:r>
-      <w:proofErr w:type="gramStart"/>
-      <w:r>
-        <w:t xml:space="preserve">box) </w:t>
+        <w:t xml:space="preserve">Preferred VAD: Yes  </w:t>
+      </w:r>
+      <w:r>
+        <w:rPr>
+          <w:rFonts w:ascii="Segoe UI Emoji" w:hAnsi="Segoe UI Emoji" w:cs="Segoe UI Emoji"/>
+        </w:rPr>
+        <w:t>✅</w:t>
+      </w:r>
+    </w:p>
+    <w:p>
+      <w:r>
+        <w:t>BPA: Yes</w:t>
       </w:r>
       <w:r>
         <w:t xml:space="preserve"> </w:t>
       </w:r>
       <w:r>
-        <w:t>CSA</w:t>
-      </w:r>
-      <w:proofErr w:type="gramEnd"/>
+        <w:rPr>
+          <w:rFonts w:ascii="Segoe UI Emoji" w:hAnsi="Segoe UI Emoji" w:cs="Segoe UI Emoji"/>
+        </w:rPr>
+        <w:t>✅</w:t>
+      </w:r>
+    </w:p>
+    <w:p>
+      <w:r>
+        <w:t>Deal Registration: Not applicable</w:t>
+      </w:r>
+    </w:p>
+    <w:p>
+      <w:r>
+        <w:t>Program type: PA</w:t>
+      </w:r>
       <w:r>
         <w:t xml:space="preserve"> </w:t>
       </w:r>
       <w:r>
-        <w:t>(check box)</w:t>
-      </w:r>
-    </w:p>
-    <w:p>
-      <w:r>
-        <w:t xml:space="preserve">Eligible PN: validation according to the report. </w:t>
-      </w:r>
-      <w:r>
-        <w:t>(Check box “yes”) and (Check box “no”)</w:t>
-      </w:r>
-    </w:p>
-    <w:p>
-      <w:r>
+        <w:rPr>
+          <w:rFonts w:ascii="Segoe UI Emoji" w:hAnsi="Segoe UI Emoji" w:cs="Segoe UI Emoji"/>
+        </w:rPr>
+        <w:t>✅</w:t>
+      </w:r>
+    </w:p>
+    <w:p>
+      <w:r>
+        <w:t>Eligible PN: validation according to the report</w:t>
+      </w:r>
+      <w:r>
+        <w:t>: Yes</w:t>
+      </w:r>
+      <w:r>
+        <w:rPr>
+          <w:rFonts w:ascii="Segoe UI Emoji" w:hAnsi="Segoe UI Emoji" w:cs="Segoe UI Emoji"/>
+        </w:rPr>
+        <w:t>✅</w:t>
+      </w:r>
+      <w:r>
+        <w:t xml:space="preserve"> </w:t>
+      </w:r>
+    </w:p>
+    <w:p>
+      <w:r>
+        <w:lastRenderedPageBreak/>
         <w:t xml:space="preserve">Reseller ID order = Reseller ID BP Capabilities (exception GBM): </w:t>
       </w:r>
       <w:r>
-        <w:t xml:space="preserve">(Check box “yes”) and (Check box “no”) </w:t>
+        <w:t>Yes</w:t>
+      </w:r>
+      <w:r>
+        <w:rPr>
+          <w:rFonts w:ascii="Segoe UI Emoji" w:hAnsi="Segoe UI Emoji" w:cs="Segoe UI Emoji"/>
+        </w:rPr>
+        <w:t>✅</w:t>
+      </w:r>
+    </w:p>
+    <w:p>
+      <w:r>
+        <w:t xml:space="preserve">Material group approved in BP Capabilities: </w:t>
+      </w:r>
+      <w:r>
+        <w:t>Yes</w:t>
       </w:r>
       <w:r>
         <w:t xml:space="preserve"> </w:t>
       </w:r>
-    </w:p>
-    <w:p>
-      <w:r>
-        <w:t xml:space="preserve">Material group approved in BP Capabilities: </w:t>
-      </w:r>
-      <w:r>
-        <w:t>(Check box “yes”) and (Check box “no”)</w:t>
+      <w:r>
+        <w:rPr>
+          <w:rFonts w:ascii="Segoe UI Emoji" w:hAnsi="Segoe UI Emoji" w:cs="Segoe UI Emoji"/>
+        </w:rPr>
+        <w:t>✅</w:t>
       </w:r>
     </w:p>
     <w:p>
@@ -144,26 +261,222 @@
         <w:t xml:space="preserve"> BP=EU: </w:t>
       </w:r>
       <w:r>
-        <w:t xml:space="preserve">(Check box “yes”) and (Check box “no”) </w:t>
+        <w:t>(If “no”) show “</w:t>
+      </w:r>
+      <w:r>
+        <w:rPr>
+          <w:b/>
+          <w:bCs/>
+          <w:color w:val="00B050"/>
+        </w:rPr>
+        <w:t>Eligible</w:t>
+      </w:r>
+      <w:r>
+        <w:t>”, (If “yes”) show “</w:t>
+      </w:r>
+      <w:r>
+        <w:rPr>
+          <w:b/>
+          <w:bCs/>
+          <w:color w:val="FF0000"/>
+        </w:rPr>
+        <w:t>Not eligible</w:t>
+      </w:r>
+      <w:r>
+        <w:t>”</w:t>
+      </w:r>
+    </w:p>
+    <w:p>
+      <w:r>
+        <w:t>Any Payment – no payment in DSW SAP neither DMT</w:t>
+      </w:r>
+      <w:r>
+        <w:t>:</w:t>
       </w:r>
       <w:r>
         <w:t xml:space="preserve"> </w:t>
       </w:r>
-    </w:p>
-    <w:p>
-      <w:r>
-        <w:t>Any Payment – no payment in DSW SAP neither DMT.</w:t>
-      </w:r>
-      <w:r>
+      <w:r>
+        <w:t xml:space="preserve">No </w:t>
+      </w:r>
+      <w:r>
+        <w:rPr>
+          <w:rFonts w:ascii="Segoe UI Emoji" w:hAnsi="Segoe UI Emoji" w:cs="Segoe UI Emoji"/>
+        </w:rPr>
+        <w:t>✅</w:t>
+      </w:r>
+    </w:p>
+    <w:p/>
+    <w:p>
+      <w:r>
+        <w:t xml:space="preserve">Final decision validation: </w:t>
+      </w:r>
+      <w:r>
+        <w:rPr>
+          <w:b/>
+          <w:bCs/>
+          <w:color w:val="00B050"/>
+        </w:rPr>
+        <w:t>Eligible to procced to peer review</w:t>
+      </w:r>
+      <w:r>
+        <w:rPr>
+          <w:b/>
+          <w:bCs/>
+          <w:color w:val="00B050"/>
+        </w:rPr>
         <w:t xml:space="preserve"> </w:t>
       </w:r>
       <w:r>
-        <w:t xml:space="preserve">(Check box “yes”) and (Check box “no”)  </w:t>
+        <w:rPr>
+          <w:rFonts w:ascii="Segoe UI Emoji" w:hAnsi="Segoe UI Emoji" w:cs="Segoe UI Emoji"/>
+          <w:b/>
+          <w:bCs/>
+          <w:color w:val="00B050"/>
+        </w:rPr>
+        <w:t>✅</w:t>
+      </w:r>
+    </w:p>
+    <w:p>
+      <w:r>
+        <w:t xml:space="preserve">any combination of responses other than this must be considered Final decision validation:  </w:t>
+      </w:r>
+      <w:r>
+        <w:rPr>
+          <w:b/>
+          <w:bCs/>
+          <w:color w:val="FF0000"/>
+        </w:rPr>
+        <w:t>Not Eligible</w:t>
       </w:r>
     </w:p>
     <w:p/>
     <w:p>
       <w:r>
+        <w:t>Only program type responses are variable for any option</w:t>
+      </w:r>
+    </w:p>
+    <w:p/>
+    <w:p>
+      <w:pPr>
+        <w:rPr>
+          <w:sz w:val="40"/>
+          <w:szCs w:val="40"/>
+        </w:rPr>
+      </w:pPr>
+      <w:r>
+        <w:rPr>
+          <w:b/>
+          <w:bCs/>
+          <w:sz w:val="40"/>
+          <w:szCs w:val="40"/>
+        </w:rPr>
+        <w:t xml:space="preserve">Second </w:t>
+      </w:r>
+      <w:r>
+        <w:rPr>
+          <w:b/>
+          <w:bCs/>
+          <w:sz w:val="40"/>
+          <w:szCs w:val="40"/>
+        </w:rPr>
+        <w:t>tab</w:t>
+      </w:r>
+      <w:r>
+        <w:rPr>
+          <w:b/>
+          <w:bCs/>
+          <w:sz w:val="40"/>
+          <w:szCs w:val="40"/>
+        </w:rPr>
+        <w:t xml:space="preserve">:  </w:t>
+      </w:r>
+      <w:r>
+        <w:rPr>
+          <w:sz w:val="40"/>
+          <w:szCs w:val="40"/>
+        </w:rPr>
+        <w:t>Renewal S&amp;S – Argentina – Check List</w:t>
+      </w:r>
+    </w:p>
+    <w:p>
+      <w:r>
+        <w:t>Wait instructions</w:t>
+      </w:r>
+    </w:p>
+    <w:p>
+      <w:r>
+        <w:t>NGE</w:t>
+      </w:r>
+      <w:r>
+        <w:t xml:space="preserve"> BID</w:t>
+      </w:r>
+      <w:r>
+        <w:t xml:space="preserve"> (check box) or </w:t>
+      </w:r>
+      <w:r>
+        <w:t>GE</w:t>
+      </w:r>
+      <w:r>
+        <w:t xml:space="preserve"> BID</w:t>
+      </w:r>
+      <w:r>
+        <w:t xml:space="preserve"> (check box)</w:t>
+      </w:r>
+    </w:p>
+    <w:p>
+      <w:r>
+        <w:t>PN totally validated for: Renewal quotation (quote 27) (check box) or SA38 (check box) or MIP (pre-sales) (check box) or none (check box)</w:t>
+      </w:r>
+    </w:p>
+    <w:p>
+      <w:r>
+        <w:t>If needed, the BPR required was attended? Yes (check box) or No (check box)</w:t>
+      </w:r>
+    </w:p>
+    <w:p>
+      <w:r>
+        <w:t xml:space="preserve">The on-time criteria was validated? </w:t>
+      </w:r>
+      <w:r>
+        <w:t>Yes (check box) or No (check box)</w:t>
+      </w:r>
+    </w:p>
+    <w:p>
+      <w:r>
+        <w:t xml:space="preserve">If applicable, did you consider the Out year criteria? </w:t>
+      </w:r>
+      <w:r>
+        <w:t>Yes (check box) or No (check box)</w:t>
+      </w:r>
+    </w:p>
+    <w:p>
+      <w:r>
+        <w:t xml:space="preserve">The percentages for non-STA and STA was consider? </w:t>
+      </w:r>
+      <w:r>
+        <w:t>Yes (check box) or No (check box)</w:t>
+      </w:r>
+    </w:p>
+    <w:p>
+      <w:r>
+        <w:t xml:space="preserve">All the claim forms check list was performed? </w:t>
+      </w:r>
+      <w:r>
+        <w:t>Yes (check box) or No (check box)</w:t>
+      </w:r>
+    </w:p>
+    <w:p>
+      <w:r>
+        <w:t xml:space="preserve">The calculation file was completed filled? </w:t>
+      </w:r>
+      <w:r>
+        <w:t>Yes (check box) or No (check box)</w:t>
+      </w:r>
+    </w:p>
+    <w:p/>
+    <w:p>
+      <w:r>
         <w:t xml:space="preserve">In the end after all selections create a button “generate text for validation” </w:t>
       </w:r>
     </w:p>
@@ -175,327 +488,446 @@
     <w:p/>
     <w:p>
       <w:r>
+        <w:lastRenderedPageBreak/>
         <w:t xml:space="preserve">Example: </w:t>
       </w:r>
     </w:p>
     <w:p>
       <w:r>
-        <w:t>SaaS &amp; SL Annuities NGE</w:t>
+        <w:t>NGE BID</w:t>
+      </w:r>
+    </w:p>
+    <w:p>
+      <w:r>
+        <w:t>PN totally validated for: Renewal quotation (quote 27)</w:t>
+      </w:r>
+    </w:p>
+    <w:p>
+      <w:r>
+        <w:t>If needed, the BPR required was attended? Yes</w:t>
       </w:r>
       <w:r>
         <w:t xml:space="preserve"> </w:t>
       </w:r>
-    </w:p>
-    <w:p>
-      <w:r>
-        <w:t>Preferred VAD</w:t>
-      </w:r>
-      <w:r>
+      <w:r>
+        <w:t>(If “</w:t>
+      </w:r>
+      <w:r>
+        <w:t>yes</w:t>
+      </w:r>
+      <w:r>
+        <w:t>”) show “</w:t>
+      </w:r>
+      <w:r>
+        <w:rPr>
+          <w:b/>
+          <w:bCs/>
+          <w:color w:val="00B050"/>
+        </w:rPr>
+        <w:t>Eligible</w:t>
+      </w:r>
+      <w:r>
+        <w:t>”, (If “</w:t>
+      </w:r>
+      <w:r>
+        <w:t>no</w:t>
+      </w:r>
+      <w:r>
+        <w:t>”) show “</w:t>
+      </w:r>
+      <w:r>
+        <w:rPr>
+          <w:b/>
+          <w:bCs/>
+          <w:color w:val="FF0000"/>
+        </w:rPr>
+        <w:t>Not eligible</w:t>
+      </w:r>
+      <w:r>
+        <w:t>”</w:t>
+      </w:r>
+    </w:p>
+    <w:p>
+      <w:r>
+        <w:t>The on-time criteria was validated? Yes (If “yes”) show “</w:t>
+      </w:r>
+      <w:r>
+        <w:rPr>
+          <w:b/>
+          <w:bCs/>
+          <w:color w:val="00B050"/>
+        </w:rPr>
+        <w:t>Eligible</w:t>
+      </w:r>
+      <w:r>
+        <w:t>”, (If “no”) show “</w:t>
+      </w:r>
+      <w:r>
+        <w:rPr>
+          <w:b/>
+          <w:bCs/>
+          <w:color w:val="FF0000"/>
+        </w:rPr>
+        <w:t>Review On time criteria</w:t>
+      </w:r>
+      <w:r>
+        <w:t>”</w:t>
+      </w:r>
+    </w:p>
+    <w:p>
+      <w:r>
+        <w:t>If applicable, did you consider the Out year criteria? Yes (If “yes”) show “</w:t>
+      </w:r>
+      <w:r>
+        <w:rPr>
+          <w:b/>
+          <w:bCs/>
+          <w:color w:val="00B050"/>
+        </w:rPr>
+        <w:t>Eligible</w:t>
+      </w:r>
+      <w:r>
+        <w:t>”, (If “no”) show “</w:t>
+      </w:r>
+      <w:r>
+        <w:rPr>
+          <w:b/>
+          <w:bCs/>
+          <w:color w:val="FF0000"/>
+        </w:rPr>
+        <w:t xml:space="preserve">Review </w:t>
+      </w:r>
+      <w:r>
+        <w:rPr>
+          <w:b/>
+          <w:bCs/>
+          <w:color w:val="FF0000"/>
+        </w:rPr>
+        <w:t>Out year</w:t>
+      </w:r>
+      <w:r>
+        <w:rPr>
+          <w:b/>
+          <w:bCs/>
+          <w:color w:val="FF0000"/>
+        </w:rPr>
+        <w:t xml:space="preserve"> criteria</w:t>
+      </w:r>
+      <w:r>
+        <w:t>”</w:t>
+      </w:r>
+    </w:p>
+    <w:p>
+      <w:r>
+        <w:t>The percentages for non-STA and STA was consider? Yes (If “yes”) show “</w:t>
+      </w:r>
+      <w:r>
+        <w:rPr>
+          <w:b/>
+          <w:bCs/>
+          <w:color w:val="00B050"/>
+        </w:rPr>
+        <w:t>Eligible</w:t>
+      </w:r>
+      <w:r>
+        <w:t>”, (If “no”) show “</w:t>
+      </w:r>
+      <w:r>
+        <w:rPr>
+          <w:b/>
+          <w:bCs/>
+          <w:color w:val="FF0000"/>
+        </w:rPr>
+        <w:t xml:space="preserve">Review </w:t>
+      </w:r>
+      <w:r>
+        <w:rPr>
+          <w:b/>
+          <w:bCs/>
+          <w:color w:val="FF0000"/>
+        </w:rPr>
+        <w:t>STA</w:t>
+      </w:r>
+      <w:r>
+        <w:rPr>
+          <w:b/>
+          <w:bCs/>
+          <w:color w:val="FF0000"/>
+        </w:rPr>
+        <w:t xml:space="preserve"> criteria</w:t>
+      </w:r>
+      <w:r>
+        <w:t>”</w:t>
+      </w:r>
+    </w:p>
+    <w:p>
+      <w:r>
+        <w:t>All the claim forms check list was performed? Yes (If “yes”) show “</w:t>
+      </w:r>
+      <w:r>
+        <w:rPr>
+          <w:b/>
+          <w:bCs/>
+          <w:color w:val="00B050"/>
+        </w:rPr>
+        <w:t>Eligible</w:t>
+      </w:r>
+      <w:r>
+        <w:t>”, (If “no”) show “</w:t>
+      </w:r>
+      <w:r>
+        <w:rPr>
+          <w:b/>
+          <w:bCs/>
+          <w:color w:val="FF0000"/>
+        </w:rPr>
+        <w:t xml:space="preserve">Review </w:t>
+      </w:r>
+      <w:r>
+        <w:rPr>
+          <w:b/>
+          <w:bCs/>
+          <w:color w:val="FF0000"/>
+        </w:rPr>
+        <w:t>check list</w:t>
+      </w:r>
+      <w:r>
+        <w:t>”</w:t>
+      </w:r>
+    </w:p>
+    <w:p>
+      <w:r>
+        <w:t>The calculation file was completed filled? Yes (If “yes”) show “</w:t>
+      </w:r>
+      <w:r>
+        <w:rPr>
+          <w:b/>
+          <w:bCs/>
+          <w:color w:val="00B050"/>
+        </w:rPr>
+        <w:t>Eligible</w:t>
+      </w:r>
+      <w:r>
+        <w:t>”, (If “no”) show “</w:t>
+      </w:r>
+      <w:r>
+        <w:rPr>
+          <w:b/>
+          <w:bCs/>
+          <w:color w:val="FF0000"/>
+        </w:rPr>
+        <w:t xml:space="preserve">Review </w:t>
+      </w:r>
+      <w:r>
+        <w:rPr>
+          <w:b/>
+          <w:bCs/>
+          <w:color w:val="FF0000"/>
+        </w:rPr>
+        <w:t>calculation file</w:t>
+      </w:r>
+      <w:r>
+        <w:t>”</w:t>
+      </w:r>
+    </w:p>
+    <w:p/>
+    <w:p/>
+    <w:p/>
+    <w:p/>
+    <w:p>
+      <w:pPr>
+        <w:rPr>
+          <w:sz w:val="40"/>
+          <w:szCs w:val="40"/>
+        </w:rPr>
+      </w:pPr>
+      <w:r>
+        <w:rPr>
+          <w:b/>
+          <w:bCs/>
+          <w:sz w:val="40"/>
+          <w:szCs w:val="40"/>
+        </w:rPr>
+        <w:t xml:space="preserve">Third </w:t>
+      </w:r>
+      <w:r>
+        <w:rPr>
+          <w:b/>
+          <w:bCs/>
+          <w:sz w:val="40"/>
+          <w:szCs w:val="40"/>
+        </w:rPr>
+        <w:t>tab</w:t>
+      </w:r>
+      <w:r>
+        <w:rPr>
+          <w:b/>
+          <w:bCs/>
+          <w:sz w:val="40"/>
+          <w:szCs w:val="40"/>
+        </w:rPr>
         <w:t xml:space="preserve">: </w:t>
       </w:r>
-      <w:proofErr w:type="gramStart"/>
-      <w:r>
-        <w:t xml:space="preserve">Yes </w:t>
-      </w:r>
-      <w:r>
+      <w:r>
+        <w:rPr>
+          <w:sz w:val="40"/>
+          <w:szCs w:val="40"/>
+        </w:rPr>
+        <w:t>Quarterly SW VAD rebates – Check List</w:t>
+      </w:r>
+    </w:p>
+    <w:p>
+      <w:r>
+        <w:t>Wait instructions</w:t>
+      </w:r>
+    </w:p>
+    <w:p/>
+    <w:p>
+      <w:pPr>
+        <w:rPr>
+          <w:b/>
+          <w:bCs/>
+          <w:sz w:val="44"/>
+          <w:szCs w:val="44"/>
+        </w:rPr>
+      </w:pPr>
+      <w:r>
+        <w:rPr>
+          <w:b/>
+          <w:bCs/>
+          <w:sz w:val="44"/>
+          <w:szCs w:val="44"/>
+        </w:rPr>
+        <w:t>Four</w:t>
+      </w:r>
+      <w:r>
+        <w:rPr>
+          <w:b/>
+          <w:bCs/>
+          <w:sz w:val="44"/>
+          <w:szCs w:val="44"/>
+        </w:rPr>
         <w:t xml:space="preserve"> </w:t>
       </w:r>
       <w:r>
         <w:rPr>
-          <w:rFonts w:ascii="Segoe UI Emoji" w:hAnsi="Segoe UI Emoji" w:cs="Segoe UI Emoji"/>
-        </w:rPr>
-        <w:t>✅</w:t>
-      </w:r>
-      <w:proofErr w:type="gramEnd"/>
-    </w:p>
-    <w:p>
-      <w:r>
-        <w:t xml:space="preserve">BPA: </w:t>
-      </w:r>
-      <w:r>
-        <w:t>Yes</w:t>
-      </w:r>
-      <w:r>
-        <w:t xml:space="preserve"> </w:t>
-      </w:r>
-      <w:r>
-        <w:rPr>
-          <w:rFonts w:ascii="Segoe UI Emoji" w:hAnsi="Segoe UI Emoji" w:cs="Segoe UI Emoji"/>
-        </w:rPr>
-        <w:t>✅</w:t>
-      </w:r>
-    </w:p>
-    <w:p>
-      <w:r>
-        <w:t>Deal Registration: Not applicable</w:t>
-      </w:r>
-    </w:p>
-    <w:p>
-      <w:r>
-        <w:t>Program type: PA</w:t>
-      </w:r>
-      <w:r>
-        <w:t xml:space="preserve"> </w:t>
-      </w:r>
-      <w:r>
-        <w:rPr>
-          <w:rFonts w:ascii="Segoe UI Emoji" w:hAnsi="Segoe UI Emoji" w:cs="Segoe UI Emoji"/>
-        </w:rPr>
-        <w:t>✅</w:t>
-      </w:r>
-    </w:p>
-    <w:p>
-      <w:r>
-        <w:t>Eligible PN: validation according to the report</w:t>
-      </w:r>
-      <w:r>
-        <w:t>: Yes</w:t>
-      </w:r>
-      <w:r>
-        <w:rPr>
-          <w:rFonts w:ascii="Segoe UI Emoji" w:hAnsi="Segoe UI Emoji" w:cs="Segoe UI Emoji"/>
-        </w:rPr>
-        <w:t>✅</w:t>
-      </w:r>
-      <w:r>
-        <w:t xml:space="preserve"> </w:t>
-      </w:r>
-    </w:p>
-    <w:p>
-      <w:r>
-        <w:t xml:space="preserve">Reseller ID order = Reseller ID BP Capabilities (exception GBM): </w:t>
-      </w:r>
-      <w:r>
-        <w:t>Yes</w:t>
-      </w:r>
-      <w:r>
-        <w:rPr>
-          <w:rFonts w:ascii="Segoe UI Emoji" w:hAnsi="Segoe UI Emoji" w:cs="Segoe UI Emoji"/>
-        </w:rPr>
-        <w:t>✅</w:t>
-      </w:r>
-    </w:p>
-    <w:p>
-      <w:r>
-        <w:t xml:space="preserve">Material group approved in BP Capabilities: </w:t>
-      </w:r>
-      <w:r>
-        <w:t>Yes</w:t>
-      </w:r>
-      <w:r>
-        <w:t xml:space="preserve"> </w:t>
-      </w:r>
-      <w:r>
-        <w:rPr>
-          <w:rFonts w:ascii="Segoe UI Emoji" w:hAnsi="Segoe UI Emoji" w:cs="Segoe UI Emoji"/>
-        </w:rPr>
-        <w:t>✅</w:t>
+          <w:b/>
+          <w:bCs/>
+          <w:sz w:val="44"/>
+          <w:szCs w:val="44"/>
+        </w:rPr>
+        <w:t xml:space="preserve">tab: </w:t>
+      </w:r>
+      <w:r>
+        <w:rPr>
+          <w:sz w:val="44"/>
+          <w:szCs w:val="44"/>
+        </w:rPr>
+        <w:t>New License</w:t>
+      </w:r>
+    </w:p>
+    <w:p>
+      <w:r>
+        <w:t>Wait instructions</w:t>
+      </w:r>
+    </w:p>
+    <w:p>
+      <w:pPr>
+        <w:rPr>
+          <w:b/>
+          <w:bCs/>
+        </w:rPr>
+      </w:pPr>
+    </w:p>
+    <w:p>
+      <w:pPr>
+        <w:rPr>
+          <w:b/>
+          <w:bCs/>
+          <w:sz w:val="40"/>
+          <w:szCs w:val="40"/>
+        </w:rPr>
+      </w:pPr>
+      <w:r>
+        <w:rPr>
+          <w:b/>
+          <w:bCs/>
+          <w:sz w:val="40"/>
+          <w:szCs w:val="40"/>
+        </w:rPr>
+        <w:t xml:space="preserve">Five tab: </w:t>
+      </w:r>
+      <w:r>
+        <w:rPr>
+          <w:sz w:val="40"/>
+          <w:szCs w:val="40"/>
+        </w:rPr>
+        <w:t>Hardware</w:t>
       </w:r>
     </w:p>
     <w:p>
       <w:r>
         <w:lastRenderedPageBreak/>
-        <w:t xml:space="preserve"> BP=EU: </w:t>
-      </w:r>
-      <w:r>
-        <w:t>(If “no”) show “</w:t>
-      </w:r>
-      <w:r>
-        <w:rPr>
-          <w:b/>
-          <w:bCs/>
-          <w:color w:val="00B050"/>
-        </w:rPr>
-        <w:t>Eligible</w:t>
-      </w:r>
-      <w:r>
-        <w:t>”, (If “yes”) show “</w:t>
-      </w:r>
-      <w:r>
-        <w:rPr>
-          <w:b/>
-          <w:bCs/>
-          <w:color w:val="FF0000"/>
-        </w:rPr>
-        <w:t>Not eligible</w:t>
-      </w:r>
-      <w:r>
-        <w:t>”</w:t>
-      </w:r>
-    </w:p>
-    <w:p>
-      <w:r>
-        <w:t>Any Payment – no payment in DSW SAP neither DMT</w:t>
-      </w:r>
-      <w:r>
-        <w:t>:</w:t>
-      </w:r>
-      <w:r>
-        <w:t xml:space="preserve"> </w:t>
-      </w:r>
-      <w:r>
-        <w:t xml:space="preserve">No </w:t>
-      </w:r>
-      <w:r>
-        <w:rPr>
-          <w:rFonts w:ascii="Segoe UI Emoji" w:hAnsi="Segoe UI Emoji" w:cs="Segoe UI Emoji"/>
-        </w:rPr>
-        <w:t>✅</w:t>
+        <w:t>Wait instructions</w:t>
+      </w:r>
+    </w:p>
+    <w:p>
+      <w:pPr>
+        <w:rPr>
+          <w:b/>
+          <w:bCs/>
+        </w:rPr>
+      </w:pPr>
+    </w:p>
+    <w:p>
+      <w:pPr>
+        <w:rPr>
+          <w:b/>
+          <w:bCs/>
+        </w:rPr>
+      </w:pPr>
+      <w:r>
+        <w:rPr>
+          <w:b/>
+          <w:bCs/>
+        </w:rPr>
+        <w:t xml:space="preserve">Six tab: </w:t>
+      </w:r>
+      <w:r>
+        <w:t>BPCM</w:t>
+      </w:r>
+    </w:p>
+    <w:p>
+      <w:r>
+        <w:t>Wait instructions</w:t>
+      </w:r>
+    </w:p>
+    <w:p>
+      <w:pPr>
+        <w:rPr>
+          <w:b/>
+          <w:bCs/>
+        </w:rPr>
+      </w:pPr>
+    </w:p>
+    <w:p>
+      <w:r>
+        <w:rPr>
+          <w:b/>
+          <w:bCs/>
+        </w:rPr>
+        <w:t xml:space="preserve">Seven Tab: </w:t>
+      </w:r>
+      <w:r>
+        <w:t xml:space="preserve">Trade-in </w:t>
+      </w:r>
+    </w:p>
+    <w:p>
+      <w:r>
+        <w:t>Wait instructions</w:t>
       </w:r>
     </w:p>
     <w:p/>
-    <w:p>
-      <w:r>
-        <w:t xml:space="preserve">Final decision validation: </w:t>
-      </w:r>
-      <w:r>
-        <w:rPr>
-          <w:b/>
-          <w:bCs/>
-          <w:color w:val="00B050"/>
-        </w:rPr>
-        <w:t>Eligible to procced to peer review</w:t>
-      </w:r>
-      <w:r>
-        <w:rPr>
-          <w:b/>
-          <w:bCs/>
-          <w:color w:val="00B050"/>
-        </w:rPr>
-        <w:t xml:space="preserve"> </w:t>
-      </w:r>
-      <w:r>
-        <w:rPr>
-          <w:rFonts w:ascii="Segoe UI Emoji" w:hAnsi="Segoe UI Emoji" w:cs="Segoe UI Emoji"/>
-          <w:b/>
-          <w:bCs/>
-          <w:color w:val="00B050"/>
-        </w:rPr>
-        <w:t>✅</w:t>
-      </w:r>
-    </w:p>
-    <w:p>
-      <w:r>
-        <w:t>any combination of responses other than this must be considered</w:t>
-      </w:r>
-      <w:r>
-        <w:t xml:space="preserve"> </w:t>
-      </w:r>
-      <w:r>
-        <w:t>Final decision validation</w:t>
-      </w:r>
-      <w:proofErr w:type="gramStart"/>
-      <w:r>
-        <w:t xml:space="preserve">: </w:t>
-      </w:r>
-      <w:r>
-        <w:t xml:space="preserve"> </w:t>
-      </w:r>
-      <w:r>
-        <w:rPr>
-          <w:b/>
-          <w:bCs/>
-          <w:color w:val="FF0000"/>
-        </w:rPr>
-        <w:t>Not</w:t>
-      </w:r>
-      <w:proofErr w:type="gramEnd"/>
-      <w:r>
-        <w:rPr>
-          <w:b/>
-          <w:bCs/>
-          <w:color w:val="FF0000"/>
-        </w:rPr>
-        <w:t xml:space="preserve"> Eligible</w:t>
-      </w:r>
-    </w:p>
-    <w:p/>
-    <w:p>
-      <w:r>
-        <w:t>Only program type responses are variable for any option</w:t>
-      </w:r>
-    </w:p>
-    <w:p/>
-    <w:p>
-      <w:r>
-        <w:rPr>
-          <w:b/>
-          <w:bCs/>
-        </w:rPr>
-        <w:t>Second</w:t>
-      </w:r>
-      <w:r>
-        <w:rPr>
-          <w:b/>
-          <w:bCs/>
-        </w:rPr>
-        <w:t xml:space="preserve"> sheet: </w:t>
-      </w:r>
-      <w:r>
-        <w:rPr>
-          <w:b/>
-          <w:bCs/>
-        </w:rPr>
-        <w:t xml:space="preserve"> </w:t>
-      </w:r>
-      <w:r>
-        <w:t xml:space="preserve">Renewal S&amp;S </w:t>
-      </w:r>
-      <w:r>
-        <w:t>–</w:t>
-      </w:r>
-      <w:r>
-        <w:t xml:space="preserve"> Argentina</w:t>
-      </w:r>
-      <w:r>
-        <w:t xml:space="preserve"> – Check List</w:t>
-      </w:r>
-    </w:p>
-    <w:p>
-      <w:proofErr w:type="gramStart"/>
-      <w:r>
-        <w:t>Wait</w:t>
-      </w:r>
-      <w:proofErr w:type="gramEnd"/>
-      <w:r>
-        <w:t xml:space="preserve"> instructions</w:t>
-      </w:r>
-    </w:p>
-    <w:p>
-      <w:r>
-        <w:rPr>
-          <w:b/>
-          <w:bCs/>
-        </w:rPr>
-        <w:t>Third sheet</w:t>
-      </w:r>
-      <w:r>
-        <w:rPr>
-          <w:b/>
-          <w:bCs/>
-        </w:rPr>
-        <w:t xml:space="preserve">: </w:t>
-      </w:r>
-      <w:r>
-        <w:t>Quarterly</w:t>
-      </w:r>
-      <w:r>
-        <w:t xml:space="preserve"> SW VAD rebates</w:t>
-      </w:r>
-      <w:r>
-        <w:t xml:space="preserve"> – Check List</w:t>
-      </w:r>
-    </w:p>
-    <w:p>
-      <w:proofErr w:type="gramStart"/>
-      <w:r>
-        <w:t>Wait</w:t>
-      </w:r>
-      <w:proofErr w:type="gramEnd"/>
-      <w:r>
-        <w:t xml:space="preserve"> instructions</w:t>
-      </w:r>
-    </w:p>
     <w:p/>
     <w:sectPr>
       <w:pgSz w:w="12240" w:h="15840"/>
@@ -907,7 +1339,7 @@
   <w:style w:type="paragraph" w:default="1" w:styleId="Normal">
     <w:name w:val="Normal"/>
     <w:qFormat/>
-    <w:rsid w:val="00D97890"/>
+    <w:rsid w:val="00DE7912"/>
   </w:style>
   <w:style w:type="paragraph" w:styleId="Heading1">
     <w:name w:val="heading 1"/>
@@ -1111,6 +1543,7 @@
   <w:style w:type="character" w:default="1" w:styleId="DefaultParagraphFont">
     <w:name w:val="Default Paragraph Font"/>
     <w:uiPriority w:val="1"/>
+    <w:semiHidden/>
     <w:unhideWhenUsed/>
   </w:style>
   <w:style w:type="table" w:default="1" w:styleId="TableNormal">
